--- a/artifacts/docx/tools/sweep/receipts/README.docx
+++ b/artifacts/docx/tools/sweep/receipts/README.docx
@@ -7,7 +7,23 @@
         <w:pStyle w:val="Heading1"/>
       </w:pPr>
       <w:r>
-        <w:t>C130 completed county receipts</w:t>
+        <w:t>C127 completed county receipts</w:t>
+      </w:r>
+    </w:p>
+    <w:p/>
+    <w:p>
+      <w:r>
+        <w:t>The repair's canonical batch number is C127. It was initially labelled C130;</w:t>
+      </w:r>
+    </w:p>
+    <w:p>
+      <w:r>
+        <w:t>the filenames and `C130Independent` seed below retain their captured spelling.</w:t>
+      </w:r>
+    </w:p>
+    <w:p>
+      <w:r>
+        <w:t>The numbering correction changes neither the JSONL evidence nor its inputs.</w:t>
       </w:r>
     </w:p>
     <w:p/>
